--- a/HomeWork/Python/Knowledge_Python.docx
+++ b/HomeWork/Python/Knowledge_Python.docx
@@ -318,11 +318,15 @@
       <w:pPr>
         <w:rPr>
           <w:rFonts w:hint="default" w:ascii="Times New Roman" w:hAnsi="Times New Roman" w:cs="Times New Roman"/>
-        </w:rPr>
-      </w:pPr>
-      <w:r>
-        <w:rPr>
-          <w:rFonts w:hint="default" w:ascii="Times New Roman" w:hAnsi="Times New Roman" w:cs="Times New Roman"/>
+          <w:b/>
+          <w:bCs/>
+        </w:rPr>
+      </w:pPr>
+      <w:r>
+        <w:rPr>
+          <w:rFonts w:hint="default" w:ascii="Times New Roman" w:hAnsi="Times New Roman" w:cs="Times New Roman"/>
+          <w:b/>
+          <w:bCs/>
         </w:rPr>
         <w:drawing>
           <wp:inline distT="0" distB="0" distL="114300" distR="114300">
@@ -371,11 +375,15 @@
       <w:pPr>
         <w:rPr>
           <w:rFonts w:hint="default" w:ascii="Times New Roman" w:hAnsi="Times New Roman" w:cs="Times New Roman"/>
-        </w:rPr>
-      </w:pPr>
-      <w:r>
-        <w:rPr>
-          <w:rFonts w:hint="default" w:ascii="Times New Roman" w:hAnsi="Times New Roman" w:cs="Times New Roman"/>
+          <w:b/>
+          <w:bCs/>
+        </w:rPr>
+      </w:pPr>
+      <w:r>
+        <w:rPr>
+          <w:rFonts w:hint="default" w:ascii="Times New Roman" w:hAnsi="Times New Roman" w:cs="Times New Roman"/>
+          <w:b/>
+          <w:bCs/>
         </w:rPr>
         <w:drawing>
           <wp:inline distT="0" distB="0" distL="114300" distR="114300">
@@ -424,11 +432,15 @@
       <w:pPr>
         <w:rPr>
           <w:rFonts w:hint="default" w:ascii="Times New Roman" w:hAnsi="Times New Roman" w:cs="Times New Roman"/>
-        </w:rPr>
-      </w:pPr>
-      <w:r>
-        <w:rPr>
-          <w:rFonts w:hint="default" w:ascii="Times New Roman" w:hAnsi="Times New Roman" w:cs="Times New Roman"/>
+          <w:b/>
+          <w:bCs/>
+        </w:rPr>
+      </w:pPr>
+      <w:r>
+        <w:rPr>
+          <w:rFonts w:hint="default" w:ascii="Times New Roman" w:hAnsi="Times New Roman" w:cs="Times New Roman"/>
+          <w:b/>
+          <w:bCs/>
         </w:rPr>
         <w:drawing>
           <wp:inline distT="0" distB="0" distL="114300" distR="114300">
@@ -868,11 +880,15 @@
         <w:bidi w:val="0"/>
         <w:rPr>
           <w:rFonts w:hint="default" w:ascii="Times New Roman" w:hAnsi="Times New Roman" w:cs="Times New Roman"/>
-        </w:rPr>
-      </w:pPr>
-      <w:r>
-        <w:rPr>
-          <w:rFonts w:hint="default" w:ascii="Times New Roman" w:hAnsi="Times New Roman" w:cs="Times New Roman"/>
+          <w:b/>
+          <w:bCs/>
+        </w:rPr>
+      </w:pPr>
+      <w:r>
+        <w:rPr>
+          <w:rFonts w:hint="default" w:ascii="Times New Roman" w:hAnsi="Times New Roman" w:cs="Times New Roman"/>
+          <w:b/>
+          <w:bCs/>
         </w:rPr>
         <w:drawing>
           <wp:inline distT="0" distB="0" distL="114300" distR="114300">
@@ -919,6 +935,8 @@
       <w:r>
         <w:rPr>
           <w:rFonts w:hint="default" w:ascii="Times New Roman" w:hAnsi="Times New Roman" w:cs="Times New Roman"/>
+          <w:b/>
+          <w:bCs/>
         </w:rPr>
         <w:drawing>
           <wp:inline distT="0" distB="0" distL="114300" distR="114300">
@@ -972,6 +990,8 @@
         <w:bidi w:val="0"/>
         <w:rPr>
           <w:rFonts w:hint="default" w:ascii="Times New Roman" w:hAnsi="Times New Roman" w:cs="Times New Roman"/>
+          <w:b/>
+          <w:bCs/>
         </w:rPr>
       </w:pPr>
     </w:p>
@@ -984,11 +1004,15 @@
         <w:bidi w:val="0"/>
         <w:rPr>
           <w:rFonts w:hint="default" w:ascii="Times New Roman" w:hAnsi="Times New Roman" w:cs="Times New Roman"/>
-        </w:rPr>
-      </w:pPr>
-      <w:r>
-        <w:rPr>
-          <w:rFonts w:hint="default" w:ascii="Times New Roman" w:hAnsi="Times New Roman" w:cs="Times New Roman"/>
+          <w:b/>
+          <w:bCs/>
+        </w:rPr>
+      </w:pPr>
+      <w:r>
+        <w:rPr>
+          <w:rFonts w:hint="default" w:ascii="Times New Roman" w:hAnsi="Times New Roman" w:cs="Times New Roman"/>
+          <w:b/>
+          <w:bCs/>
         </w:rPr>
         <w:drawing>
           <wp:inline distT="0" distB="0" distL="114300" distR="114300">
@@ -1043,12 +1067,16 @@
         <w:ind w:left="0" w:leftChars="0" w:firstLine="0" w:firstLineChars="0"/>
         <w:rPr>
           <w:rFonts w:hint="default" w:ascii="Times New Roman" w:hAnsi="Times New Roman" w:cs="Times New Roman"/>
-          <w:lang w:val="en-US"/>
-        </w:rPr>
-      </w:pPr>
-      <w:r>
-        <w:rPr>
-          <w:rFonts w:hint="default" w:ascii="Times New Roman" w:hAnsi="Times New Roman" w:cs="Times New Roman"/>
+          <w:b/>
+          <w:bCs/>
+          <w:lang w:val="en-US"/>
+        </w:rPr>
+      </w:pPr>
+      <w:r>
+        <w:rPr>
+          <w:rFonts w:hint="default" w:ascii="Times New Roman" w:hAnsi="Times New Roman" w:cs="Times New Roman"/>
+          <w:b/>
+          <w:bCs/>
           <w:lang w:val="en-US"/>
         </w:rPr>
         <w:t>Vẽ biểu đồ phân tán:</w:t>
@@ -1063,11 +1091,15 @@
         <w:bidi w:val="0"/>
         <w:rPr>
           <w:rFonts w:hint="default" w:ascii="Times New Roman" w:hAnsi="Times New Roman" w:cs="Times New Roman"/>
-        </w:rPr>
-      </w:pPr>
-      <w:r>
-        <w:rPr>
-          <w:rFonts w:hint="default" w:ascii="Times New Roman" w:hAnsi="Times New Roman" w:cs="Times New Roman"/>
+          <w:b/>
+          <w:bCs/>
+        </w:rPr>
+      </w:pPr>
+      <w:r>
+        <w:rPr>
+          <w:rFonts w:hint="default" w:ascii="Times New Roman" w:hAnsi="Times New Roman" w:cs="Times New Roman"/>
+          <w:b/>
+          <w:bCs/>
         </w:rPr>
         <w:drawing>
           <wp:inline distT="0" distB="0" distL="114300" distR="114300">
@@ -1122,12 +1154,16 @@
         <w:ind w:left="0" w:leftChars="0" w:firstLine="0" w:firstLineChars="0"/>
         <w:rPr>
           <w:rFonts w:hint="default" w:ascii="Times New Roman" w:hAnsi="Times New Roman" w:cs="Times New Roman"/>
-          <w:lang w:val="en-US"/>
-        </w:rPr>
-      </w:pPr>
-      <w:r>
-        <w:rPr>
-          <w:rFonts w:hint="default" w:ascii="Times New Roman" w:hAnsi="Times New Roman" w:cs="Times New Roman"/>
+          <w:b/>
+          <w:bCs/>
+          <w:lang w:val="en-US"/>
+        </w:rPr>
+      </w:pPr>
+      <w:r>
+        <w:rPr>
+          <w:rFonts w:hint="default" w:ascii="Times New Roman" w:hAnsi="Times New Roman" w:cs="Times New Roman"/>
+          <w:b/>
+          <w:bCs/>
           <w:lang w:val="en-US"/>
         </w:rPr>
         <w:t>Xóa tất cả các giá trị trong hàng nếu value bất kỉ cả nó là NaN:</w:t>
@@ -1143,11 +1179,15 @@
         <w:ind w:leftChars="0"/>
         <w:rPr>
           <w:rFonts w:hint="default" w:ascii="Times New Roman" w:hAnsi="Times New Roman" w:cs="Times New Roman"/>
-        </w:rPr>
-      </w:pPr>
-      <w:r>
-        <w:rPr>
-          <w:rFonts w:hint="default" w:ascii="Times New Roman" w:hAnsi="Times New Roman" w:cs="Times New Roman"/>
+          <w:b/>
+          <w:bCs/>
+        </w:rPr>
+      </w:pPr>
+      <w:r>
+        <w:rPr>
+          <w:rFonts w:hint="default" w:ascii="Times New Roman" w:hAnsi="Times New Roman" w:cs="Times New Roman"/>
+          <w:b/>
+          <w:bCs/>
         </w:rPr>
         <w:drawing>
           <wp:inline distT="0" distB="0" distL="114300" distR="114300">
@@ -1202,12 +1242,16 @@
         <w:ind w:left="0" w:leftChars="0" w:firstLine="0" w:firstLineChars="0"/>
         <w:rPr>
           <w:rFonts w:hint="default" w:ascii="Times New Roman" w:hAnsi="Times New Roman" w:cs="Times New Roman"/>
-          <w:lang w:val="en-US"/>
-        </w:rPr>
-      </w:pPr>
-      <w:r>
-        <w:rPr>
-          <w:rFonts w:hint="default" w:ascii="Times New Roman" w:hAnsi="Times New Roman" w:cs="Times New Roman"/>
+          <w:b/>
+          <w:bCs/>
+          <w:lang w:val="en-US"/>
+        </w:rPr>
+      </w:pPr>
+      <w:r>
+        <w:rPr>
+          <w:rFonts w:hint="default" w:ascii="Times New Roman" w:hAnsi="Times New Roman" w:cs="Times New Roman"/>
+          <w:b/>
+          <w:bCs/>
           <w:lang w:val="en-US"/>
         </w:rPr>
         <w:t>Hợp các giá trị trong 1 cột (</w:t>
@@ -1215,6 +1259,8 @@
       <w:r>
         <w:rPr>
           <w:rFonts w:hint="default" w:ascii="Times New Roman" w:hAnsi="Times New Roman" w:eastAsia="SimSun" w:cs="Times New Roman"/>
+          <w:b/>
+          <w:bCs/>
           <w:sz w:val="24"/>
           <w:szCs w:val="24"/>
         </w:rPr>
@@ -1223,6 +1269,8 @@
       <w:r>
         <w:rPr>
           <w:rFonts w:hint="default" w:ascii="Times New Roman" w:hAnsi="Times New Roman" w:cs="Times New Roman"/>
+          <w:b/>
+          <w:bCs/>
           <w:lang w:val="en-US"/>
         </w:rPr>
         <w:t>)</w:t>
@@ -1238,11 +1286,15 @@
         <w:ind w:leftChars="0"/>
         <w:rPr>
           <w:rFonts w:hint="default" w:ascii="Times New Roman" w:hAnsi="Times New Roman" w:cs="Times New Roman"/>
-        </w:rPr>
-      </w:pPr>
-      <w:r>
-        <w:rPr>
-          <w:rFonts w:hint="default" w:ascii="Times New Roman" w:hAnsi="Times New Roman" w:cs="Times New Roman"/>
+          <w:b/>
+          <w:bCs/>
+        </w:rPr>
+      </w:pPr>
+      <w:r>
+        <w:rPr>
+          <w:rFonts w:hint="default" w:ascii="Times New Roman" w:hAnsi="Times New Roman" w:cs="Times New Roman"/>
+          <w:b/>
+          <w:bCs/>
         </w:rPr>
         <w:drawing>
           <wp:inline distT="0" distB="0" distL="114300" distR="114300">
@@ -1297,12 +1349,16 @@
         <w:ind w:left="0" w:leftChars="0" w:firstLine="0" w:firstLineChars="0"/>
         <w:rPr>
           <w:rFonts w:hint="default" w:ascii="Times New Roman" w:hAnsi="Times New Roman" w:cs="Times New Roman"/>
-          <w:lang w:val="en-US"/>
-        </w:rPr>
-      </w:pPr>
-      <w:r>
-        <w:rPr>
-          <w:rFonts w:hint="default" w:ascii="Times New Roman" w:hAnsi="Times New Roman" w:cs="Times New Roman"/>
+          <w:b/>
+          <w:bCs/>
+          <w:lang w:val="en-US"/>
+        </w:rPr>
+      </w:pPr>
+      <w:r>
+        <w:rPr>
+          <w:rFonts w:hint="default" w:ascii="Times New Roman" w:hAnsi="Times New Roman" w:cs="Times New Roman"/>
+          <w:b/>
+          <w:bCs/>
           <w:lang w:val="en-US"/>
         </w:rPr>
         <w:t xml:space="preserve">Sau khi nhóm các dữ liệu có thể  sum các cột khác : </w:t>
@@ -1317,12 +1373,15 @@
         <w:bidi w:val="0"/>
         <w:rPr>
           <w:rFonts w:hint="default" w:ascii="Times New Roman" w:hAnsi="Times New Roman" w:cs="Times New Roman"/>
-          <w:lang w:val="en-US"/>
-        </w:rPr>
-      </w:pPr>
-      <w:r>
-        <w:rPr>
-          <w:rFonts w:hint="default" w:ascii="Times New Roman" w:hAnsi="Times New Roman" w:cs="Times New Roman"/>
+          <w:b/>
+          <w:bCs/>
+        </w:rPr>
+      </w:pPr>
+      <w:r>
+        <w:rPr>
+          <w:rFonts w:hint="default" w:ascii="Times New Roman" w:hAnsi="Times New Roman" w:cs="Times New Roman"/>
+          <w:b/>
+          <w:bCs/>
         </w:rPr>
         <w:drawing>
           <wp:inline distT="0" distB="0" distL="114300" distR="114300">
@@ -1369,6 +1428,89 @@
     </w:p>
     <w:p>
       <w:pPr>
+        <w:numPr>
+          <w:ilvl w:val="0"/>
+          <w:numId w:val="1"/>
+        </w:numPr>
+        <w:bidi w:val="0"/>
+        <w:ind w:left="0" w:leftChars="0" w:firstLine="0" w:firstLineChars="0"/>
+        <w:rPr>
+          <w:rFonts w:hint="default" w:ascii="Times New Roman" w:hAnsi="Times New Roman" w:cs="Times New Roman"/>
+          <w:b/>
+          <w:bCs/>
+          <w:lang w:val="en-US"/>
+        </w:rPr>
+      </w:pPr>
+      <w:r>
+        <w:rPr>
+          <w:rFonts w:hint="default" w:ascii="Times New Roman" w:hAnsi="Times New Roman" w:cs="Times New Roman"/>
+          <w:b/>
+          <w:bCs/>
+          <w:lang w:val="en-US"/>
+        </w:rPr>
+        <w:t>Series</w:t>
+      </w:r>
+    </w:p>
+    <w:p>
+      <w:pPr>
+        <w:numPr>
+          <w:numId w:val="0"/>
+        </w:numPr>
+        <w:bidi w:val="0"/>
+        <w:ind w:leftChars="0"/>
+        <w:rPr>
+          <w:rFonts w:hint="default" w:ascii="Times New Roman" w:hAnsi="Times New Roman" w:cs="Times New Roman"/>
+          <w:b/>
+          <w:bCs/>
+          <w:lang w:val="en-US"/>
+        </w:rPr>
+      </w:pPr>
+      <w:r>
+        <w:drawing>
+          <wp:inline distT="0" distB="0" distL="114300" distR="114300">
+            <wp:extent cx="5268595" cy="1919605"/>
+            <wp:effectExtent l="0" t="0" r="8255" b="4445"/>
+            <wp:docPr id="36" name="Picture 7"/>
+            <wp:cNvGraphicFramePr>
+              <a:graphicFrameLocks xmlns:a="http://schemas.openxmlformats.org/drawingml/2006/main" noChangeAspect="1"/>
+            </wp:cNvGraphicFramePr>
+            <a:graphic xmlns:a="http://schemas.openxmlformats.org/drawingml/2006/main">
+              <a:graphicData uri="http://schemas.openxmlformats.org/drawingml/2006/picture">
+                <pic:pic xmlns:pic="http://schemas.openxmlformats.org/drawingml/2006/picture">
+                  <pic:nvPicPr>
+                    <pic:cNvPr id="36" name="Picture 7"/>
+                    <pic:cNvPicPr>
+                      <a:picLocks noChangeAspect="1"/>
+                    </pic:cNvPicPr>
+                  </pic:nvPicPr>
+                  <pic:blipFill>
+                    <a:blip r:embed="rId22"/>
+                    <a:stretch>
+                      <a:fillRect/>
+                    </a:stretch>
+                  </pic:blipFill>
+                  <pic:spPr>
+                    <a:xfrm>
+                      <a:off x="0" y="0"/>
+                      <a:ext cx="5268595" cy="1919605"/>
+                    </a:xfrm>
+                    <a:prstGeom prst="rect">
+                      <a:avLst/>
+                    </a:prstGeom>
+                    <a:noFill/>
+                    <a:ln>
+                      <a:noFill/>
+                    </a:ln>
+                  </pic:spPr>
+                </pic:pic>
+              </a:graphicData>
+            </a:graphic>
+          </wp:inline>
+        </w:drawing>
+      </w:r>
+    </w:p>
+    <w:p>
+      <w:pPr>
         <w:pStyle w:val="2"/>
         <w:bidi w:val="0"/>
         <w:rPr>
@@ -1447,7 +1589,7 @@
                     </pic:cNvPicPr>
                   </pic:nvPicPr>
                   <pic:blipFill>
-                    <a:blip r:embed="rId22"/>
+                    <a:blip r:embed="rId23"/>
                     <a:stretch>
                       <a:fillRect/>
                     </a:stretch>
@@ -1565,7 +1707,7 @@
                     </pic:cNvPicPr>
                   </pic:nvPicPr>
                   <pic:blipFill>
-                    <a:blip r:embed="rId23"/>
+                    <a:blip r:embed="rId24"/>
                     <a:stretch>
                       <a:fillRect/>
                     </a:stretch>
@@ -1717,6 +1859,8 @@
       <w:r>
         <w:rPr>
           <w:rFonts w:hint="default" w:ascii="Times New Roman" w:hAnsi="Times New Roman" w:cs="Times New Roman"/>
+          <w:b/>
+          <w:bCs/>
         </w:rPr>
         <w:drawing>
           <wp:inline distT="0" distB="0" distL="114300" distR="114300">
@@ -1736,7 +1880,7 @@
                     </pic:cNvPicPr>
                   </pic:nvPicPr>
                   <pic:blipFill>
-                    <a:blip r:embed="rId24"/>
+                    <a:blip r:embed="rId25"/>
                     <a:stretch>
                       <a:fillRect/>
                     </a:stretch>
@@ -1841,7 +1985,7 @@
                     </pic:cNvPicPr>
                   </pic:nvPicPr>
                   <pic:blipFill>
-                    <a:blip r:embed="rId25"/>
+                    <a:blip r:embed="rId26"/>
                     <a:stretch>
                       <a:fillRect/>
                     </a:stretch>
@@ -1868,16 +2012,105 @@
     </w:p>
     <w:p>
       <w:pPr>
+        <w:numPr>
+          <w:ilvl w:val="0"/>
+          <w:numId w:val="4"/>
+        </w:numPr>
+        <w:ind w:left="0" w:leftChars="0" w:firstLine="0" w:firstLineChars="0"/>
+        <w:rPr>
+          <w:rFonts w:hint="default" w:ascii="Times New Roman" w:hAnsi="Times New Roman" w:cs="Times New Roman"/>
+          <w:b/>
+          <w:bCs/>
+          <w:lang w:val="en-US"/>
+        </w:rPr>
+      </w:pPr>
+      <w:r>
+        <w:rPr>
+          <w:rFonts w:hint="default" w:ascii="Times New Roman" w:hAnsi="Times New Roman" w:cs="Times New Roman"/>
+          <w:b/>
+          <w:bCs/>
+          <w:lang w:val="en-US"/>
+        </w:rPr>
+        <w:t>Array</w:t>
+      </w:r>
+    </w:p>
+    <w:p>
+      <w:pPr>
+        <w:numPr>
+          <w:numId w:val="0"/>
+        </w:numPr>
+        <w:ind w:leftChars="0"/>
+        <w:rPr>
+          <w:rFonts w:hint="default" w:ascii="Times New Roman" w:hAnsi="Times New Roman" w:cs="Times New Roman"/>
+          <w:b/>
+          <w:bCs/>
+          <w:lang w:val="en-US"/>
+        </w:rPr>
+      </w:pPr>
+      <w:r>
+        <w:rPr>
+          <w:b/>
+          <w:bCs/>
+        </w:rPr>
+        <w:drawing>
+          <wp:inline distT="0" distB="0" distL="114300" distR="114300">
+            <wp:extent cx="5274310" cy="2263775"/>
+            <wp:effectExtent l="0" t="0" r="2540" b="3175"/>
+            <wp:docPr id="35" name="Picture 6"/>
+            <wp:cNvGraphicFramePr>
+              <a:graphicFrameLocks xmlns:a="http://schemas.openxmlformats.org/drawingml/2006/main" noChangeAspect="1"/>
+            </wp:cNvGraphicFramePr>
+            <a:graphic xmlns:a="http://schemas.openxmlformats.org/drawingml/2006/main">
+              <a:graphicData uri="http://schemas.openxmlformats.org/drawingml/2006/picture">
+                <pic:pic xmlns:pic="http://schemas.openxmlformats.org/drawingml/2006/picture">
+                  <pic:nvPicPr>
+                    <pic:cNvPr id="35" name="Picture 6"/>
+                    <pic:cNvPicPr>
+                      <a:picLocks noChangeAspect="1"/>
+                    </pic:cNvPicPr>
+                  </pic:nvPicPr>
+                  <pic:blipFill>
+                    <a:blip r:embed="rId27"/>
+                    <a:stretch>
+                      <a:fillRect/>
+                    </a:stretch>
+                  </pic:blipFill>
+                  <pic:spPr>
+                    <a:xfrm>
+                      <a:off x="0" y="0"/>
+                      <a:ext cx="5274310" cy="2263775"/>
+                    </a:xfrm>
+                    <a:prstGeom prst="rect">
+                      <a:avLst/>
+                    </a:prstGeom>
+                    <a:noFill/>
+                    <a:ln>
+                      <a:noFill/>
+                    </a:ln>
+                  </pic:spPr>
+                </pic:pic>
+              </a:graphicData>
+            </a:graphic>
+          </wp:inline>
+        </w:drawing>
+      </w:r>
+    </w:p>
+    <w:p>
+      <w:pPr>
         <w:pStyle w:val="2"/>
         <w:bidi w:val="0"/>
         <w:rPr>
           <w:rFonts w:hint="default" w:ascii="Times New Roman" w:hAnsi="Times New Roman" w:cs="Times New Roman"/>
-          <w:lang w:val="en-US"/>
-        </w:rPr>
-      </w:pPr>
-      <w:r>
-        <w:rPr>
-          <w:rFonts w:hint="default" w:ascii="Times New Roman" w:hAnsi="Times New Roman" w:cs="Times New Roman"/>
+          <w:b/>
+          <w:bCs/>
+          <w:lang w:val="en-US"/>
+        </w:rPr>
+      </w:pPr>
+      <w:r>
+        <w:rPr>
+          <w:rFonts w:hint="default" w:ascii="Times New Roman" w:hAnsi="Times New Roman" w:cs="Times New Roman"/>
+          <w:b/>
+          <w:bCs/>
           <w:lang w:val="en-US"/>
         </w:rPr>
         <w:t>Matplotlib</w:t>
@@ -1891,12 +2124,16 @@
         </w:numPr>
         <w:rPr>
           <w:rFonts w:hint="default" w:ascii="Times New Roman" w:hAnsi="Times New Roman" w:cs="Times New Roman"/>
-          <w:lang w:val="en-US"/>
-        </w:rPr>
-      </w:pPr>
-      <w:r>
-        <w:rPr>
-          <w:rFonts w:hint="default" w:ascii="Times New Roman" w:hAnsi="Times New Roman" w:cs="Times New Roman"/>
+          <w:b/>
+          <w:bCs/>
+          <w:lang w:val="en-US"/>
+        </w:rPr>
+      </w:pPr>
+      <w:r>
+        <w:rPr>
+          <w:rFonts w:hint="default" w:ascii="Times New Roman" w:hAnsi="Times New Roman" w:cs="Times New Roman"/>
+          <w:b/>
+          <w:bCs/>
           <w:lang w:val="en-US"/>
         </w:rPr>
         <w:t>Vẽ biểu đồ cơ bản:</w:t>
@@ -1910,11 +2147,15 @@
         </w:numPr>
         <w:rPr>
           <w:rFonts w:hint="default" w:ascii="Times New Roman" w:hAnsi="Times New Roman" w:cs="Times New Roman"/>
-        </w:rPr>
-      </w:pPr>
-      <w:r>
-        <w:rPr>
-          <w:rFonts w:hint="default" w:ascii="Times New Roman" w:hAnsi="Times New Roman" w:cs="Times New Roman"/>
+          <w:b/>
+          <w:bCs/>
+        </w:rPr>
+      </w:pPr>
+      <w:r>
+        <w:rPr>
+          <w:rFonts w:hint="default" w:ascii="Times New Roman" w:hAnsi="Times New Roman" w:cs="Times New Roman"/>
+          <w:b/>
+          <w:bCs/>
         </w:rPr>
         <w:drawing>
           <wp:inline distT="0" distB="0" distL="114300" distR="114300">
@@ -1934,7 +2175,7 @@
                     </pic:cNvPicPr>
                   </pic:nvPicPr>
                   <pic:blipFill>
-                    <a:blip r:embed="rId26"/>
+                    <a:blip r:embed="rId28"/>
                     <a:stretch>
                       <a:fillRect/>
                     </a:stretch>
@@ -1965,12 +2206,16 @@
         <w:bidi w:val="0"/>
         <w:rPr>
           <w:rFonts w:hint="default" w:ascii="Times New Roman" w:hAnsi="Times New Roman" w:cs="Times New Roman"/>
-          <w:lang w:val="en-US"/>
-        </w:rPr>
-      </w:pPr>
-      <w:r>
-        <w:rPr>
-          <w:rFonts w:hint="default" w:ascii="Times New Roman" w:hAnsi="Times New Roman" w:cs="Times New Roman"/>
+          <w:b/>
+          <w:bCs/>
+          <w:lang w:val="en-US"/>
+        </w:rPr>
+      </w:pPr>
+      <w:r>
+        <w:rPr>
+          <w:rFonts w:hint="default" w:ascii="Times New Roman" w:hAnsi="Times New Roman" w:cs="Times New Roman"/>
+          <w:b/>
+          <w:bCs/>
           <w:lang w:val="en-US"/>
         </w:rPr>
         <w:t>CSV</w:t>
@@ -1984,12 +2229,16 @@
         </w:numPr>
         <w:rPr>
           <w:rFonts w:hint="default" w:ascii="Times New Roman" w:hAnsi="Times New Roman" w:cs="Times New Roman"/>
-          <w:lang w:val="en-US"/>
-        </w:rPr>
-      </w:pPr>
-      <w:r>
-        <w:rPr>
-          <w:rFonts w:hint="default" w:ascii="Times New Roman" w:hAnsi="Times New Roman" w:cs="Times New Roman"/>
+          <w:b/>
+          <w:bCs/>
+          <w:lang w:val="en-US"/>
+        </w:rPr>
+      </w:pPr>
+      <w:r>
+        <w:rPr>
+          <w:rFonts w:hint="default" w:ascii="Times New Roman" w:hAnsi="Times New Roman" w:cs="Times New Roman"/>
+          <w:b/>
+          <w:bCs/>
           <w:lang w:val="en-US"/>
         </w:rPr>
         <w:t>Đọc từng dòng trong file csv</w:t>
@@ -2003,11 +2252,15 @@
         </w:numPr>
         <w:rPr>
           <w:rFonts w:hint="default" w:ascii="Times New Roman" w:hAnsi="Times New Roman" w:cs="Times New Roman"/>
-        </w:rPr>
-      </w:pPr>
-      <w:r>
-        <w:rPr>
-          <w:rFonts w:hint="default" w:ascii="Times New Roman" w:hAnsi="Times New Roman" w:cs="Times New Roman"/>
+          <w:b/>
+          <w:bCs/>
+        </w:rPr>
+      </w:pPr>
+      <w:r>
+        <w:rPr>
+          <w:rFonts w:hint="default" w:ascii="Times New Roman" w:hAnsi="Times New Roman" w:cs="Times New Roman"/>
+          <w:b/>
+          <w:bCs/>
         </w:rPr>
         <w:drawing>
           <wp:inline distT="0" distB="0" distL="114300" distR="114300">
@@ -2027,7 +2280,7 @@
                     </pic:cNvPicPr>
                   </pic:nvPicPr>
                   <pic:blipFill>
-                    <a:blip r:embed="rId27"/>
+                    <a:blip r:embed="rId29"/>
                     <a:stretch>
                       <a:fillRect/>
                     </a:stretch>
@@ -2060,6 +2313,8 @@
         </w:numPr>
         <w:rPr>
           <w:rFonts w:hint="default" w:ascii="Times New Roman" w:hAnsi="Times New Roman" w:cs="Times New Roman"/>
+          <w:b/>
+          <w:bCs/>
         </w:rPr>
       </w:pPr>
     </w:p>
@@ -2069,12 +2324,16 @@
         <w:bidi w:val="0"/>
         <w:rPr>
           <w:rFonts w:hint="default" w:ascii="Times New Roman" w:hAnsi="Times New Roman" w:cs="Times New Roman"/>
-          <w:lang w:val="en-US"/>
-        </w:rPr>
-      </w:pPr>
-      <w:r>
-        <w:rPr>
-          <w:rFonts w:hint="default" w:ascii="Times New Roman" w:hAnsi="Times New Roman" w:cs="Times New Roman"/>
+          <w:b/>
+          <w:bCs/>
+          <w:lang w:val="en-US"/>
+        </w:rPr>
+      </w:pPr>
+      <w:r>
+        <w:rPr>
+          <w:rFonts w:hint="default" w:ascii="Times New Roman" w:hAnsi="Times New Roman" w:cs="Times New Roman"/>
+          <w:b/>
+          <w:bCs/>
           <w:lang w:val="en-US"/>
         </w:rPr>
         <w:t>YOLO</w:t>
@@ -2088,12 +2347,16 @@
         </w:numPr>
         <w:rPr>
           <w:rFonts w:hint="default" w:ascii="Times New Roman" w:hAnsi="Times New Roman" w:cs="Times New Roman"/>
-          <w:lang w:val="en-US"/>
-        </w:rPr>
-      </w:pPr>
-      <w:r>
-        <w:rPr>
-          <w:rFonts w:hint="default" w:ascii="Times New Roman" w:hAnsi="Times New Roman" w:cs="Times New Roman"/>
+          <w:b/>
+          <w:bCs/>
+          <w:lang w:val="en-US"/>
+        </w:rPr>
+      </w:pPr>
+      <w:r>
+        <w:rPr>
+          <w:rFonts w:hint="default" w:ascii="Times New Roman" w:hAnsi="Times New Roman" w:cs="Times New Roman"/>
+          <w:b/>
+          <w:bCs/>
           <w:lang w:val="en-US"/>
         </w:rPr>
         <w:t>thuật toán YOLO để phát hiện đối tượng trong hình ảnh</w:t>
@@ -2102,16 +2365,21 @@
     <w:p>
       <w:pPr>
         <w:numPr>
+          <w:ilvl w:val="0"/>
           <w:numId w:val="0"/>
         </w:numPr>
         <w:rPr>
           <w:rFonts w:hint="default" w:ascii="Times New Roman" w:hAnsi="Times New Roman" w:cs="Times New Roman"/>
-          <w:lang w:val="en-US"/>
-        </w:rPr>
-      </w:pPr>
-      <w:r>
-        <w:rPr>
-          <w:rFonts w:hint="default" w:ascii="Times New Roman" w:hAnsi="Times New Roman" w:cs="Times New Roman"/>
+          <w:b/>
+          <w:bCs/>
+          <w:lang w:val="en-US"/>
+        </w:rPr>
+      </w:pPr>
+      <w:r>
+        <w:rPr>
+          <w:rFonts w:hint="default" w:ascii="Times New Roman" w:hAnsi="Times New Roman" w:cs="Times New Roman"/>
+          <w:b/>
+          <w:bCs/>
           <w:lang w:val="en-US"/>
         </w:rPr>
         <w:t>Training data và load trọng số vào dark net</w:t>
@@ -2120,15 +2388,20 @@
     <w:p>
       <w:pPr>
         <w:numPr>
+          <w:ilvl w:val="0"/>
           <w:numId w:val="0"/>
         </w:numPr>
         <w:rPr>
           <w:rFonts w:hint="default" w:ascii="Times New Roman" w:hAnsi="Times New Roman" w:cs="Times New Roman"/>
-        </w:rPr>
-      </w:pPr>
-      <w:r>
-        <w:rPr>
-          <w:rFonts w:hint="default" w:ascii="Times New Roman" w:hAnsi="Times New Roman" w:cs="Times New Roman"/>
+          <w:b/>
+          <w:bCs/>
+        </w:rPr>
+      </w:pPr>
+      <w:r>
+        <w:rPr>
+          <w:rFonts w:hint="default" w:ascii="Times New Roman" w:hAnsi="Times New Roman" w:cs="Times New Roman"/>
+          <w:b/>
+          <w:bCs/>
         </w:rPr>
         <w:drawing>
           <wp:inline distT="0" distB="0" distL="114300" distR="114300">
@@ -2148,7 +2421,7 @@
                     </pic:cNvPicPr>
                   </pic:nvPicPr>
                   <pic:blipFill>
-                    <a:blip r:embed="rId28"/>
+                    <a:blip r:embed="rId30"/>
                     <a:stretch>
                       <a:fillRect/>
                     </a:stretch>
@@ -2182,12 +2455,16 @@
         <w:ind w:left="0" w:leftChars="0" w:firstLine="0" w:firstLineChars="0"/>
         <w:rPr>
           <w:rFonts w:hint="default" w:ascii="Times New Roman" w:hAnsi="Times New Roman" w:cs="Times New Roman"/>
-          <w:lang w:val="en-US"/>
-        </w:rPr>
-      </w:pPr>
-      <w:r>
-        <w:rPr>
-          <w:rFonts w:hint="default" w:ascii="Times New Roman" w:hAnsi="Times New Roman" w:cs="Times New Roman"/>
+          <w:b/>
+          <w:bCs/>
+          <w:lang w:val="en-US"/>
+        </w:rPr>
+      </w:pPr>
+      <w:r>
+        <w:rPr>
+          <w:rFonts w:hint="default" w:ascii="Times New Roman" w:hAnsi="Times New Roman" w:cs="Times New Roman"/>
+          <w:b/>
+          <w:bCs/>
           <w:lang w:val="en-US"/>
         </w:rPr>
         <w:t>Thao tác cơ bản với ảnh</w:t>
@@ -2196,15 +2473,20 @@
     <w:p>
       <w:pPr>
         <w:numPr>
+          <w:ilvl w:val="0"/>
           <w:numId w:val="0"/>
         </w:numPr>
         <w:rPr>
           <w:rFonts w:hint="default" w:ascii="Times New Roman" w:hAnsi="Times New Roman" w:cs="Times New Roman"/>
-        </w:rPr>
-      </w:pPr>
-      <w:r>
-        <w:rPr>
-          <w:rFonts w:hint="default" w:ascii="Times New Roman" w:hAnsi="Times New Roman" w:cs="Times New Roman"/>
+          <w:b/>
+          <w:bCs/>
+        </w:rPr>
+      </w:pPr>
+      <w:r>
+        <w:rPr>
+          <w:rFonts w:hint="default" w:ascii="Times New Roman" w:hAnsi="Times New Roman" w:cs="Times New Roman"/>
+          <w:b/>
+          <w:bCs/>
         </w:rPr>
         <w:drawing>
           <wp:inline distT="0" distB="0" distL="114300" distR="114300">
@@ -2224,7 +2506,7 @@
                     </pic:cNvPicPr>
                   </pic:nvPicPr>
                   <pic:blipFill>
-                    <a:blip r:embed="rId29"/>
+                    <a:blip r:embed="rId31"/>
                     <a:stretch>
                       <a:fillRect/>
                     </a:stretch>
@@ -2258,6 +2540,8 @@
         <w:ind w:left="0" w:leftChars="0" w:firstLine="0" w:firstLineChars="0"/>
         <w:rPr>
           <w:rFonts w:hint="default" w:ascii="Times New Roman" w:hAnsi="Times New Roman" w:eastAsia="SimSun" w:cs="Times New Roman"/>
+          <w:b/>
+          <w:bCs/>
           <w:sz w:val="24"/>
           <w:szCs w:val="24"/>
         </w:rPr>
@@ -2265,6 +2549,8 @@
       <w:r>
         <w:rPr>
           <w:rFonts w:hint="default" w:ascii="Times New Roman" w:hAnsi="Times New Roman" w:eastAsia="SimSun" w:cs="Times New Roman"/>
+          <w:b/>
+          <w:bCs/>
           <w:sz w:val="24"/>
           <w:szCs w:val="24"/>
         </w:rPr>
@@ -2274,6 +2560,8 @@
         <w:rPr>
           <w:rStyle w:val="6"/>
           <w:rFonts w:hint="default" w:ascii="Times New Roman" w:hAnsi="Times New Roman" w:eastAsia="SimSun" w:cs="Times New Roman"/>
+          <w:b/>
+          <w:bCs/>
           <w:sz w:val="24"/>
           <w:szCs w:val="24"/>
         </w:rPr>
@@ -2282,6 +2570,8 @@
       <w:r>
         <w:rPr>
           <w:rFonts w:hint="default" w:ascii="Times New Roman" w:hAnsi="Times New Roman" w:eastAsia="SimSun" w:cs="Times New Roman"/>
+          <w:b/>
+          <w:bCs/>
           <w:sz w:val="24"/>
           <w:szCs w:val="24"/>
         </w:rPr>
@@ -2291,11 +2581,20 @@
     <w:p>
       <w:pPr>
         <w:numPr>
+          <w:ilvl w:val="0"/>
           <w:numId w:val="0"/>
         </w:numPr>
         <w:ind w:leftChars="0"/>
-      </w:pPr>
-      <w:r>
+        <w:rPr>
+          <w:b/>
+          <w:bCs/>
+        </w:rPr>
+      </w:pPr>
+      <w:r>
+        <w:rPr>
+          <w:b/>
+          <w:bCs/>
+        </w:rPr>
         <w:drawing>
           <wp:inline distT="0" distB="0" distL="114300" distR="114300">
             <wp:extent cx="5267325" cy="3333750"/>
@@ -2314,7 +2613,7 @@
                     </pic:cNvPicPr>
                   </pic:nvPicPr>
                   <pic:blipFill>
-                    <a:blip r:embed="rId30"/>
+                    <a:blip r:embed="rId32"/>
                     <a:stretch>
                       <a:fillRect/>
                     </a:stretch>
@@ -2345,12 +2644,16 @@
         <w:bidi w:val="0"/>
         <w:rPr>
           <w:rFonts w:hint="default"/>
+          <w:b/>
+          <w:bCs/>
           <w:lang w:val="en-US"/>
         </w:rPr>
       </w:pPr>
       <w:r>
         <w:rPr>
           <w:rFonts w:hint="default"/>
+          <w:b/>
+          <w:bCs/>
           <w:lang w:val="en-US"/>
         </w:rPr>
         <w:t>Json</w:t>
@@ -2364,12 +2667,16 @@
         </w:numPr>
         <w:rPr>
           <w:rFonts w:hint="default"/>
+          <w:b/>
+          <w:bCs/>
           <w:lang w:val="en-US"/>
         </w:rPr>
       </w:pPr>
       <w:r>
         <w:rPr>
           <w:rFonts w:hint="default"/>
+          <w:b/>
+          <w:bCs/>
           <w:lang w:val="en-US"/>
         </w:rPr>
         <w:t>Viết và đọc file json:</w:t>
@@ -2378,10 +2685,19 @@
     <w:p>
       <w:pPr>
         <w:numPr>
+          <w:ilvl w:val="0"/>
           <w:numId w:val="0"/>
         </w:numPr>
-      </w:pPr>
-      <w:r>
+        <w:rPr>
+          <w:b/>
+          <w:bCs/>
+        </w:rPr>
+      </w:pPr>
+      <w:r>
+        <w:rPr>
+          <w:b/>
+          <w:bCs/>
+        </w:rPr>
         <w:drawing>
           <wp:inline distT="0" distB="0" distL="114300" distR="114300">
             <wp:extent cx="4057650" cy="1924050"/>
@@ -2400,7 +2716,7 @@
                     </pic:cNvPicPr>
                   </pic:nvPicPr>
                   <pic:blipFill>
-                    <a:blip r:embed="rId31"/>
+                    <a:blip r:embed="rId33"/>
                     <a:stretch>
                       <a:fillRect/>
                     </a:stretch>
@@ -2431,15 +2747,19 @@
         <w:bidi w:val="0"/>
         <w:rPr>
           <w:rFonts w:hint="default"/>
+          <w:b/>
+          <w:bCs/>
           <w:lang w:val="en-US"/>
         </w:rPr>
       </w:pPr>
       <w:r>
         <w:rPr>
           <w:rFonts w:hint="default"/>
-          <w:lang w:val="en-US"/>
-        </w:rPr>
-        <w:t>Các mô hình hay phải học:</w:t>
+          <w:b/>
+          <w:bCs/>
+          <w:lang w:val="en-US"/>
+        </w:rPr>
+        <w:t>Module toán học cơ bản</w:t>
       </w:r>
     </w:p>
     <w:p>
@@ -2452,15 +2772,250 @@
         <w:bidi w:val="0"/>
         <w:rPr>
           <w:rFonts w:hint="default"/>
+          <w:b/>
+          <w:bCs/>
           <w:lang w:val="en-US"/>
         </w:rPr>
       </w:pPr>
       <w:r>
         <w:rPr>
           <w:rFonts w:hint="default"/>
-          <w:lang w:val="en-US"/>
-        </w:rPr>
-        <w:t>SkLearn(dự đoán data, tìm n_neighbor và MSE):</w:t>
+          <w:b/>
+          <w:bCs/>
+          <w:lang w:val="en-US"/>
+        </w:rPr>
+        <w:t>Cmath:</w:t>
+      </w:r>
+    </w:p>
+    <w:p>
+      <w:pPr>
+        <w:numPr>
+          <w:numId w:val="0"/>
+        </w:numPr>
+        <w:rPr>
+          <w:b/>
+          <w:bCs/>
+        </w:rPr>
+      </w:pPr>
+      <w:r>
+        <w:rPr>
+          <w:b/>
+          <w:bCs/>
+        </w:rPr>
+        <w:drawing>
+          <wp:inline distT="0" distB="0" distL="114300" distR="114300">
+            <wp:extent cx="5268595" cy="1698625"/>
+            <wp:effectExtent l="0" t="0" r="8255" b="15875"/>
+            <wp:docPr id="30" name="Picture 1"/>
+            <wp:cNvGraphicFramePr>
+              <a:graphicFrameLocks xmlns:a="http://schemas.openxmlformats.org/drawingml/2006/main" noChangeAspect="1"/>
+            </wp:cNvGraphicFramePr>
+            <a:graphic xmlns:a="http://schemas.openxmlformats.org/drawingml/2006/main">
+              <a:graphicData uri="http://schemas.openxmlformats.org/drawingml/2006/picture">
+                <pic:pic xmlns:pic="http://schemas.openxmlformats.org/drawingml/2006/picture">
+                  <pic:nvPicPr>
+                    <pic:cNvPr id="30" name="Picture 1"/>
+                    <pic:cNvPicPr>
+                      <a:picLocks noChangeAspect="1"/>
+                    </pic:cNvPicPr>
+                  </pic:nvPicPr>
+                  <pic:blipFill>
+                    <a:blip r:embed="rId34"/>
+                    <a:stretch>
+                      <a:fillRect/>
+                    </a:stretch>
+                  </pic:blipFill>
+                  <pic:spPr>
+                    <a:xfrm>
+                      <a:off x="0" y="0"/>
+                      <a:ext cx="5268595" cy="1698625"/>
+                    </a:xfrm>
+                    <a:prstGeom prst="rect">
+                      <a:avLst/>
+                    </a:prstGeom>
+                    <a:noFill/>
+                    <a:ln>
+                      <a:noFill/>
+                    </a:ln>
+                  </pic:spPr>
+                </pic:pic>
+              </a:graphicData>
+            </a:graphic>
+          </wp:inline>
+        </w:drawing>
+      </w:r>
+    </w:p>
+    <w:p>
+      <w:pPr>
+        <w:pStyle w:val="3"/>
+        <w:numPr>
+          <w:ilvl w:val="0"/>
+          <w:numId w:val="9"/>
+        </w:numPr>
+        <w:bidi w:val="0"/>
+        <w:rPr>
+          <w:rFonts w:hint="default"/>
+          <w:b/>
+          <w:bCs/>
+          <w:lang w:val="en-US"/>
+        </w:rPr>
+      </w:pPr>
+      <w:r>
+        <w:rPr>
+          <w:rFonts w:hint="default"/>
+          <w:b/>
+          <w:bCs/>
+          <w:lang w:val="en-US"/>
+        </w:rPr>
+        <w:t>Random:</w:t>
+      </w:r>
+    </w:p>
+    <w:p>
+      <w:pPr>
+        <w:numPr>
+          <w:numId w:val="0"/>
+        </w:numPr>
+        <w:rPr>
+          <w:b/>
+          <w:bCs/>
+        </w:rPr>
+      </w:pPr>
+      <w:r>
+        <w:rPr>
+          <w:b/>
+          <w:bCs/>
+        </w:rPr>
+        <w:drawing>
+          <wp:inline distT="0" distB="0" distL="114300" distR="114300">
+            <wp:extent cx="5269230" cy="1676400"/>
+            <wp:effectExtent l="0" t="0" r="7620" b="0"/>
+            <wp:docPr id="31" name="Picture 2"/>
+            <wp:cNvGraphicFramePr>
+              <a:graphicFrameLocks xmlns:a="http://schemas.openxmlformats.org/drawingml/2006/main" noChangeAspect="1"/>
+            </wp:cNvGraphicFramePr>
+            <a:graphic xmlns:a="http://schemas.openxmlformats.org/drawingml/2006/main">
+              <a:graphicData uri="http://schemas.openxmlformats.org/drawingml/2006/picture">
+                <pic:pic xmlns:pic="http://schemas.openxmlformats.org/drawingml/2006/picture">
+                  <pic:nvPicPr>
+                    <pic:cNvPr id="31" name="Picture 2"/>
+                    <pic:cNvPicPr>
+                      <a:picLocks noChangeAspect="1"/>
+                    </pic:cNvPicPr>
+                  </pic:nvPicPr>
+                  <pic:blipFill>
+                    <a:blip r:embed="rId35"/>
+                    <a:stretch>
+                      <a:fillRect/>
+                    </a:stretch>
+                  </pic:blipFill>
+                  <pic:spPr>
+                    <a:xfrm>
+                      <a:off x="0" y="0"/>
+                      <a:ext cx="5269230" cy="1676400"/>
+                    </a:xfrm>
+                    <a:prstGeom prst="rect">
+                      <a:avLst/>
+                    </a:prstGeom>
+                    <a:noFill/>
+                    <a:ln>
+                      <a:noFill/>
+                    </a:ln>
+                  </pic:spPr>
+                </pic:pic>
+              </a:graphicData>
+            </a:graphic>
+          </wp:inline>
+        </w:drawing>
+      </w:r>
+    </w:p>
+    <w:p>
+      <w:pPr>
+        <w:pStyle w:val="3"/>
+        <w:bidi w:val="0"/>
+        <w:rPr>
+          <w:rFonts w:hint="default"/>
+          <w:b/>
+          <w:bCs/>
+          <w:lang w:val="en-US"/>
+        </w:rPr>
+      </w:pPr>
+      <w:r>
+        <w:rPr>
+          <w:rFonts w:hint="default"/>
+          <w:b/>
+          <w:bCs/>
+          <w:lang w:val="en-US"/>
+        </w:rPr>
+        <w:t>3. Decimal, Fractions, Math</w:t>
+      </w:r>
+    </w:p>
+    <w:p>
+      <w:pPr>
+        <w:numPr>
+          <w:numId w:val="0"/>
+        </w:numPr>
+        <w:rPr>
+          <w:b/>
+          <w:bCs/>
+        </w:rPr>
+      </w:pPr>
+    </w:p>
+    <w:p>
+      <w:pPr>
+        <w:numPr>
+          <w:numId w:val="0"/>
+        </w:numPr>
+        <w:rPr>
+          <w:b/>
+          <w:bCs/>
+        </w:rPr>
+      </w:pPr>
+      <w:r>
+        <w:rPr>
+          <w:b/>
+          <w:bCs/>
+        </w:rPr>
+        <w:drawing>
+          <wp:inline distT="0" distB="0" distL="114300" distR="114300">
+            <wp:extent cx="5271770" cy="3975735"/>
+            <wp:effectExtent l="0" t="0" r="5080" b="5715"/>
+            <wp:docPr id="32" name="Picture 3"/>
+            <wp:cNvGraphicFramePr>
+              <a:graphicFrameLocks xmlns:a="http://schemas.openxmlformats.org/drawingml/2006/main" noChangeAspect="1"/>
+            </wp:cNvGraphicFramePr>
+            <a:graphic xmlns:a="http://schemas.openxmlformats.org/drawingml/2006/main">
+              <a:graphicData uri="http://schemas.openxmlformats.org/drawingml/2006/picture">
+                <pic:pic xmlns:pic="http://schemas.openxmlformats.org/drawingml/2006/picture">
+                  <pic:nvPicPr>
+                    <pic:cNvPr id="32" name="Picture 3"/>
+                    <pic:cNvPicPr>
+                      <a:picLocks noChangeAspect="1"/>
+                    </pic:cNvPicPr>
+                  </pic:nvPicPr>
+                  <pic:blipFill>
+                    <a:blip r:embed="rId36"/>
+                    <a:stretch>
+                      <a:fillRect/>
+                    </a:stretch>
+                  </pic:blipFill>
+                  <pic:spPr>
+                    <a:xfrm>
+                      <a:off x="0" y="0"/>
+                      <a:ext cx="5271770" cy="3975735"/>
+                    </a:xfrm>
+                    <a:prstGeom prst="rect">
+                      <a:avLst/>
+                    </a:prstGeom>
+                    <a:noFill/>
+                    <a:ln>
+                      <a:noFill/>
+                    </a:ln>
+                  </pic:spPr>
+                </pic:pic>
+              </a:graphicData>
+            </a:graphic>
+          </wp:inline>
+        </w:drawing>
       </w:r>
     </w:p>
     <w:p>
@@ -2474,15 +3029,78 @@
         <w:ind w:left="0" w:leftChars="0" w:firstLine="0" w:firstLineChars="0"/>
         <w:rPr>
           <w:rFonts w:hint="default"/>
+          <w:b/>
+          <w:bCs/>
           <w:lang w:val="en-US"/>
         </w:rPr>
       </w:pPr>
       <w:r>
         <w:rPr>
           <w:rFonts w:hint="default"/>
-          <w:lang w:val="en-US"/>
-        </w:rPr>
-        <w:t>YOLO(nhận diện hình ảnh):</w:t>
+          <w:b/>
+          <w:bCs/>
+          <w:lang w:val="en-US"/>
+        </w:rPr>
+        <w:t>Statistics:</w:t>
+      </w:r>
+    </w:p>
+    <w:p>
+      <w:pPr>
+        <w:numPr>
+          <w:numId w:val="0"/>
+        </w:numPr>
+        <w:ind w:leftChars="0"/>
+        <w:rPr>
+          <w:b/>
+          <w:bCs/>
+        </w:rPr>
+      </w:pPr>
+      <w:r>
+        <w:rPr>
+          <w:b/>
+          <w:bCs/>
+        </w:rPr>
+        <w:drawing>
+          <wp:inline distT="0" distB="0" distL="114300" distR="114300">
+            <wp:extent cx="5271135" cy="1872615"/>
+            <wp:effectExtent l="0" t="0" r="5715" b="13335"/>
+            <wp:docPr id="33" name="Picture 4"/>
+            <wp:cNvGraphicFramePr>
+              <a:graphicFrameLocks xmlns:a="http://schemas.openxmlformats.org/drawingml/2006/main" noChangeAspect="1"/>
+            </wp:cNvGraphicFramePr>
+            <a:graphic xmlns:a="http://schemas.openxmlformats.org/drawingml/2006/main">
+              <a:graphicData uri="http://schemas.openxmlformats.org/drawingml/2006/picture">
+                <pic:pic xmlns:pic="http://schemas.openxmlformats.org/drawingml/2006/picture">
+                  <pic:nvPicPr>
+                    <pic:cNvPr id="33" name="Picture 4"/>
+                    <pic:cNvPicPr>
+                      <a:picLocks noChangeAspect="1"/>
+                    </pic:cNvPicPr>
+                  </pic:nvPicPr>
+                  <pic:blipFill>
+                    <a:blip r:embed="rId37"/>
+                    <a:stretch>
+                      <a:fillRect/>
+                    </a:stretch>
+                  </pic:blipFill>
+                  <pic:spPr>
+                    <a:xfrm>
+                      <a:off x="0" y="0"/>
+                      <a:ext cx="5271135" cy="1872615"/>
+                    </a:xfrm>
+                    <a:prstGeom prst="rect">
+                      <a:avLst/>
+                    </a:prstGeom>
+                    <a:noFill/>
+                    <a:ln>
+                      <a:noFill/>
+                    </a:ln>
+                  </pic:spPr>
+                </pic:pic>
+              </a:graphicData>
+            </a:graphic>
+          </wp:inline>
+        </w:drawing>
       </w:r>
     </w:p>
     <w:p>
@@ -2491,23 +3109,273 @@
         <w:numPr>
           <w:ilvl w:val="0"/>
           <w:numId w:val="9"/>
+        </w:numPr>
+        <w:bidi w:val="0"/>
+        <w:rPr>
+          <w:rFonts w:hint="default"/>
+          <w:b/>
+          <w:bCs/>
+          <w:lang w:val="en-US"/>
+        </w:rPr>
+      </w:pPr>
+      <w:r>
+        <w:rPr>
+          <w:rFonts w:hint="default"/>
+          <w:b/>
+          <w:bCs/>
+          <w:lang w:val="en-US"/>
+        </w:rPr>
+        <w:t>Datetime:</w:t>
+      </w:r>
+    </w:p>
+    <w:p>
+      <w:pPr>
+        <w:rPr>
+          <w:b/>
+          <w:bCs/>
+        </w:rPr>
+      </w:pPr>
+      <w:r>
+        <w:rPr>
+          <w:b/>
+          <w:bCs/>
+        </w:rPr>
+        <w:drawing>
+          <wp:inline distT="0" distB="0" distL="114300" distR="114300">
+            <wp:extent cx="5268595" cy="2065020"/>
+            <wp:effectExtent l="0" t="0" r="8255" b="11430"/>
+            <wp:docPr id="34" name="Picture 5"/>
+            <wp:cNvGraphicFramePr>
+              <a:graphicFrameLocks xmlns:a="http://schemas.openxmlformats.org/drawingml/2006/main" noChangeAspect="1"/>
+            </wp:cNvGraphicFramePr>
+            <a:graphic xmlns:a="http://schemas.openxmlformats.org/drawingml/2006/main">
+              <a:graphicData uri="http://schemas.openxmlformats.org/drawingml/2006/picture">
+                <pic:pic xmlns:pic="http://schemas.openxmlformats.org/drawingml/2006/picture">
+                  <pic:nvPicPr>
+                    <pic:cNvPr id="34" name="Picture 5"/>
+                    <pic:cNvPicPr>
+                      <a:picLocks noChangeAspect="1"/>
+                    </pic:cNvPicPr>
+                  </pic:nvPicPr>
+                  <pic:blipFill>
+                    <a:blip r:embed="rId38"/>
+                    <a:stretch>
+                      <a:fillRect/>
+                    </a:stretch>
+                  </pic:blipFill>
+                  <pic:spPr>
+                    <a:xfrm>
+                      <a:off x="0" y="0"/>
+                      <a:ext cx="5268595" cy="2065020"/>
+                    </a:xfrm>
+                    <a:prstGeom prst="rect">
+                      <a:avLst/>
+                    </a:prstGeom>
+                    <a:noFill/>
+                    <a:ln>
+                      <a:noFill/>
+                    </a:ln>
+                  </pic:spPr>
+                </pic:pic>
+              </a:graphicData>
+            </a:graphic>
+          </wp:inline>
+        </w:drawing>
+      </w:r>
+    </w:p>
+    <w:p>
+      <w:pPr>
+        <w:pStyle w:val="2"/>
+        <w:bidi w:val="0"/>
+        <w:rPr>
+          <w:rFonts w:hint="default"/>
+          <w:lang w:val="en-US"/>
+        </w:rPr>
+      </w:pPr>
+      <w:r>
+        <w:rPr>
+          <w:rFonts w:hint="default"/>
+          <w:lang w:val="en-US"/>
+        </w:rPr>
+        <w:t>GoogleTranslator</w:t>
+      </w:r>
+    </w:p>
+    <w:p>
+      <w:pPr>
+        <w:numPr>
+          <w:ilvl w:val="0"/>
+          <w:numId w:val="10"/>
+        </w:numPr>
+        <w:rPr>
+          <w:rFonts w:hint="default"/>
+          <w:b/>
+          <w:bCs/>
+          <w:lang w:val="en-US"/>
+        </w:rPr>
+      </w:pPr>
+      <w:r>
+        <w:rPr>
+          <w:rFonts w:hint="default"/>
+          <w:b/>
+          <w:bCs/>
+          <w:lang w:val="en-US"/>
+        </w:rPr>
+        <w:t>Cơ bản</w:t>
+      </w:r>
+    </w:p>
+    <w:p>
+      <w:pPr>
+        <w:numPr>
+          <w:numId w:val="0"/>
+        </w:numPr>
+        <w:rPr>
+          <w:rFonts w:hint="default"/>
+          <w:lang w:val="en-US"/>
+        </w:rPr>
+      </w:pPr>
+      <w:bookmarkStart w:id="0" w:name="_GoBack"/>
+      <w:r>
+        <w:drawing>
+          <wp:inline distT="0" distB="0" distL="114300" distR="114300">
+            <wp:extent cx="5271135" cy="1360805"/>
+            <wp:effectExtent l="0" t="0" r="5715" b="10795"/>
+            <wp:docPr id="38" name="Picture 9"/>
+            <wp:cNvGraphicFramePr>
+              <a:graphicFrameLocks xmlns:a="http://schemas.openxmlformats.org/drawingml/2006/main" noChangeAspect="1"/>
+            </wp:cNvGraphicFramePr>
+            <a:graphic xmlns:a="http://schemas.openxmlformats.org/drawingml/2006/main">
+              <a:graphicData uri="http://schemas.openxmlformats.org/drawingml/2006/picture">
+                <pic:pic xmlns:pic="http://schemas.openxmlformats.org/drawingml/2006/picture">
+                  <pic:nvPicPr>
+                    <pic:cNvPr id="38" name="Picture 9"/>
+                    <pic:cNvPicPr>
+                      <a:picLocks noChangeAspect="1"/>
+                    </pic:cNvPicPr>
+                  </pic:nvPicPr>
+                  <pic:blipFill>
+                    <a:blip r:embed="rId39"/>
+                    <a:stretch>
+                      <a:fillRect/>
+                    </a:stretch>
+                  </pic:blipFill>
+                  <pic:spPr>
+                    <a:xfrm>
+                      <a:off x="0" y="0"/>
+                      <a:ext cx="5271135" cy="1360805"/>
+                    </a:xfrm>
+                    <a:prstGeom prst="rect">
+                      <a:avLst/>
+                    </a:prstGeom>
+                    <a:noFill/>
+                    <a:ln>
+                      <a:noFill/>
+                    </a:ln>
+                  </pic:spPr>
+                </pic:pic>
+              </a:graphicData>
+            </a:graphic>
+          </wp:inline>
+        </w:drawing>
+      </w:r>
+      <w:bookmarkEnd w:id="0"/>
+    </w:p>
+    <w:p>
+      <w:pPr>
+        <w:pStyle w:val="2"/>
+        <w:bidi w:val="0"/>
+        <w:rPr>
+          <w:rFonts w:hint="default"/>
+          <w:b/>
+          <w:bCs/>
+          <w:lang w:val="en-US"/>
+        </w:rPr>
+      </w:pPr>
+      <w:r>
+        <w:rPr>
+          <w:rFonts w:hint="default"/>
+          <w:b/>
+          <w:bCs/>
+          <w:lang w:val="en-US"/>
+        </w:rPr>
+        <w:t>Các mô hình hay phải học:</w:t>
+      </w:r>
+    </w:p>
+    <w:p>
+      <w:pPr>
+        <w:pStyle w:val="3"/>
+        <w:numPr>
+          <w:ilvl w:val="0"/>
+          <w:numId w:val="11"/>
+        </w:numPr>
+        <w:bidi w:val="0"/>
+        <w:rPr>
+          <w:rFonts w:hint="default"/>
+          <w:b/>
+          <w:bCs/>
+          <w:lang w:val="en-US"/>
+        </w:rPr>
+      </w:pPr>
+      <w:r>
+        <w:rPr>
+          <w:rFonts w:hint="default"/>
+          <w:b/>
+          <w:bCs/>
+          <w:lang w:val="en-US"/>
+        </w:rPr>
+        <w:t>SkLearn(dự đoán data, tìm n_neighbor và MSE):</w:t>
+      </w:r>
+    </w:p>
+    <w:p>
+      <w:pPr>
+        <w:pStyle w:val="3"/>
+        <w:numPr>
+          <w:ilvl w:val="0"/>
+          <w:numId w:val="11"/>
         </w:numPr>
         <w:bidi w:val="0"/>
         <w:ind w:left="0" w:leftChars="0" w:firstLine="0" w:firstLineChars="0"/>
         <w:rPr>
           <w:rFonts w:hint="default"/>
+          <w:b/>
+          <w:bCs/>
           <w:lang w:val="en-US"/>
         </w:rPr>
       </w:pPr>
       <w:r>
         <w:rPr>
           <w:rFonts w:hint="default"/>
+          <w:b/>
+          <w:bCs/>
+          <w:lang w:val="en-US"/>
+        </w:rPr>
+        <w:t>YOLO(nhận diện hình ảnh):</w:t>
+      </w:r>
+    </w:p>
+    <w:p>
+      <w:pPr>
+        <w:pStyle w:val="3"/>
+        <w:numPr>
+          <w:ilvl w:val="0"/>
+          <w:numId w:val="11"/>
+        </w:numPr>
+        <w:bidi w:val="0"/>
+        <w:ind w:left="0" w:leftChars="0" w:firstLine="0" w:firstLineChars="0"/>
+        <w:rPr>
+          <w:rFonts w:hint="default"/>
+          <w:b/>
+          <w:bCs/>
+          <w:lang w:val="en-US"/>
+        </w:rPr>
+      </w:pPr>
+      <w:r>
+        <w:rPr>
+          <w:rFonts w:hint="default"/>
+          <w:b/>
+          <w:bCs/>
           <w:lang w:val="en-US"/>
         </w:rPr>
         <w:t>Tích hợp Germini vào Code:</w:t>
       </w:r>
-      <w:bookmarkStart w:id="0" w:name="_GoBack"/>
-      <w:bookmarkEnd w:id="0"/>
     </w:p>
     <w:sectPr>
       <w:pgSz w:w="11906" w:h="16838"/>
@@ -2629,6 +3497,30 @@
       <w:lvlJc w:val="left"/>
     </w:lvl>
   </w:abstractNum>
+  <w:abstractNum w:abstractNumId="9">
+    <w:nsid w:val="6D4A8591"/>
+    <w:multiLevelType w:val="singleLevel"/>
+    <w:tmpl w:val="6D4A8591"/>
+    <w:lvl w:ilvl="0" w:tentative="0">
+      <w:start w:val="1"/>
+      <w:numFmt w:val="decimal"/>
+      <w:suff w:val="space"/>
+      <w:lvlText w:val="%1."/>
+      <w:lvlJc w:val="left"/>
+    </w:lvl>
+  </w:abstractNum>
+  <w:abstractNum w:abstractNumId="10">
+    <w:nsid w:val="6EE8D332"/>
+    <w:multiLevelType w:val="singleLevel"/>
+    <w:tmpl w:val="6EE8D332"/>
+    <w:lvl w:ilvl="0" w:tentative="0">
+      <w:start w:val="1"/>
+      <w:numFmt w:val="decimal"/>
+      <w:suff w:val="space"/>
+      <w:lvlText w:val="%1."/>
+      <w:lvlJc w:val="left"/>
+    </w:lvl>
+  </w:abstractNum>
   <w:num w:numId="1">
     <w:abstractNumId w:val="2"/>
   </w:num>
@@ -2654,6 +3546,12 @@
     <w:abstractNumId w:val="0"/>
   </w:num>
   <w:num w:numId="9">
+    <w:abstractNumId w:val="10"/>
+  </w:num>
+  <w:num w:numId="10">
+    <w:abstractNumId w:val="9"/>
+  </w:num>
+  <w:num w:numId="11">
     <w:abstractNumId w:val="6"/>
   </w:num>
 </w:numbering>
